--- a/ky/wisdom-stories/mother-and-son.docx
+++ b/ky/wisdom-stories/mother-and-son.docx
@@ -39,7 +39,7 @@
           <w:sz w:val="22"/>
           <w:lang w:val="ky-KG"/>
         </w:rPr>
-        <w:t>Киши колундагы чемодандарды дубалдын түбүнө койду. Анан боюн түзөп, терең дем алды да, энесине: «Апа, бул жер абдан жакшы экен», — деди. «Албетте, жакшы, уулум», — деп жооп берди кары аял. Бир азга экөө тең унчукпай, бөлмөнү кунт коюп карап чыгышты.</w:t>
+        <w:t>Киши колундагы чемодандарды дубалдын түбүнө койду. Анан боюн түзөп, терең дем алды да, энесине: «Апа, бул жер абдан кооз экен», — деди. «Албетте, кооз, уулум», — деп жооп берди кары аял. Бир азга экөө тең унчукпай, бөлмөнү кунт коюп карап чыгышты.</w:t>
       </w:r>
     </w:p>
     <w:p>
@@ -219,7 +219,7 @@
           <w:sz w:val="22"/>
           <w:lang w:val="ky-KG"/>
         </w:rPr>
-        <w:t>Кары аял коркуп турду. Бир күн мурун бул жердин кандай жакшы экени тууралуу сааттап укканына карабай, коркуп турду.</w:t>
+        <w:t>Кары аял коркуп турду. Бир күн мурун бул жердин кандай кооз экени тууралуу сааттап укканына карабай, коркуп турду.</w:t>
       </w:r>
     </w:p>
     <w:p>
@@ -237,7 +237,7 @@
           <w:sz w:val="22"/>
           <w:lang w:val="ky-KG"/>
         </w:rPr>
-        <w:t>Терезеде уулунун алаканынын изи калыптыр. Аял жаагын ошол изге акырын жөлөдү. Көзүнө жаш толуп, эрди титиреди.</w:t>
+        <w:t>Терезеде уулунун алаканынын изи калыптыр. Аял жаагын ошол изге акырын жөлөдү. Көзүнө жаш толуп, эрдин чүрүштүрүп алган.</w:t>
       </w:r>
     </w:p>
     <w:p>
@@ -315,7 +315,7 @@
           <w:sz w:val="22"/>
           <w:lang w:val="ky-KG"/>
         </w:rPr>
-        <w:t xml:space="preserve">Сабак: </w:t>
+        <w:t>Сабак: Бир кезде энесинин колунан кармаган бала чоңоюп, аны жалгыз калтырышы мүмкүн. Ата-энеге берилгендик материалдык камкордук гана эмес — аларды мээримден жана көңүлдөн кур калтырбоо.</w:t>
       </w:r>
       <w:r>
         <w:rPr>
@@ -324,7 +324,6 @@
           <w:sz w:val="22"/>
           <w:lang w:val="ky-KG"/>
         </w:rPr>
-        <w:t>Ата-энеге башпаанек менен тамак эле эмес, мээрим, көңүл да керек. Бала кезде өзүң издеген жылуулукту алардан аяба.</w:t>
       </w:r>
     </w:p>
     <w:p>
@@ -344,7 +343,7 @@
           <w:sz w:val="18"/>
           <w:lang w:val="ky-KG"/>
         </w:rPr>
-        <w:t>Окуя ачык интернет булактарынан алынды.</w:t>
+        <w:t>Аңгемелер ачык интернет булактарынан алынган, иллюстрациялар болсо ЖИ менен түзүлгөн.</w:t>
       </w:r>
     </w:p>
     <w:sectPr>

--- a/ky/wisdom-stories/mother-and-son.docx
+++ b/ky/wisdom-stories/mother-and-son.docx
@@ -3,349 +3,169 @@
 <w:document xmlns:wpc="http://schemas.microsoft.com/office/word/2010/wordprocessingCanvas" xmlns:cx="http://schemas.microsoft.com/office/drawing/2014/chartex" xmlns:cx1="http://schemas.microsoft.com/office/drawing/2015/9/8/chartex" xmlns:cx2="http://schemas.microsoft.com/office/drawing/2015/10/21/chartex" xmlns:cx3="http://schemas.microsoft.com/office/drawing/2016/5/9/chartex" xmlns:cx4="http://schemas.microsoft.com/office/drawing/2016/5/10/chartex" xmlns:cx5="http://schemas.microsoft.com/office/drawing/2016/5/11/chartex" xmlns:cx6="http://schemas.microsoft.com/office/drawing/2016/5/12/chartex" xmlns:cx7="http://schemas.microsoft.com/office/drawing/2016/5/13/chartex" xmlns:cx8="http://schemas.microsoft.com/office/drawing/2016/5/14/chartex" xmlns:mc="http://schemas.openxmlformats.org/markup-compatibility/2006" xmlns:aink="http://schemas.microsoft.com/office/drawing/2016/ink" xmlns:am3d="http://schemas.microsoft.com/office/drawing/2017/model3d" xmlns:o="urn:schemas-microsoft-com:office:office" xmlns:oel="http://schemas.microsoft.com/office/2019/extlst" xmlns:r="http://schemas.openxmlformats.org/officeDocument/2006/relationships" xmlns:m="http://schemas.openxmlformats.org/officeDocument/2006/math" xmlns:v="urn:schemas-microsoft-com:vml" xmlns:wp14="http://schemas.microsoft.com/office/word/2010/wordprocessingDrawing" xmlns:wp="http://schemas.openxmlformats.org/drawingml/2006/wordprocessingDrawing" xmlns:w10="urn:schemas-microsoft-com:office:word" xmlns:w="http://schemas.openxmlformats.org/wordprocessingml/2006/main" xmlns:w14="http://schemas.microsoft.com/office/word/2010/wordml" xmlns:w15="http://schemas.microsoft.com/office/word/2012/wordml" xmlns:w16cex="http://schemas.microsoft.com/office/word/2018/wordml/cex" xmlns:w16cid="http://schemas.microsoft.com/office/word/2016/wordml/cid" xmlns:w16="http://schemas.microsoft.com/office/word/2018/wordml" xmlns:w16du="http://schemas.microsoft.com/office/word/2023/wordml/word16du" xmlns:w16sdtdh="http://schemas.microsoft.com/office/word/2020/wordml/sdtdatahash" xmlns:w16sdtfl="http://schemas.microsoft.com/office/word/2024/wordml/sdtformatlock" xmlns:w16se="http://schemas.microsoft.com/office/word/2015/wordml/symex" xmlns:wpg="http://schemas.microsoft.com/office/word/2010/wordprocessingGroup" xmlns:wpi="http://schemas.microsoft.com/office/word/2010/wordprocessingInk" xmlns:wne="http://schemas.microsoft.com/office/word/2006/wordml" xmlns:wps="http://schemas.microsoft.com/office/word/2010/wordprocessingShape" mc:Ignorable="w14 w15 w16se w16cid w16 w16cex w16sdtdh w16sdtfl w16du wp14">
   <w:body>
     <w:p>
-      <w:pPr>
-        <w:pStyle w:val="Title"/>
-        <w:keepNext/>
-        <w:keepLines w:val="0"/>
-        <w:pageBreakBefore w:val="0"/>
-        <w:widowControl/>
-        <w:spacing w:line="269" w:lineRule="auto" w:after="180" w:before="0"/>
-      </w:pPr>
-      <w:bookmarkStart w:id="10136" w:name="Story_137"/>
       <w:r>
         <w:rPr>
-          <w:rFonts w:ascii="Arial" w:hAnsi="Arial"/>
           <w:b/>
-          <w:color w:val="000000"/>
-          <w:sz w:val="34"/>
-          <w:lang w:val="ky-KG"/>
+          <w:bCs/>
         </w:rPr>
         <w:t>Эне жана уул</w:t>
       </w:r>
-      <w:bookmarkEnd w:id="10136"/>
-    </w:p>
-    <w:p>
-      <w:pPr>
-        <w:keepNext w:val="0"/>
-        <w:keepLines w:val="0"/>
-        <w:pageBreakBefore w:val="0"/>
-        <w:widowControl/>
-        <w:spacing w:line="269" w:lineRule="auto" w:after="120" w:before="0"/>
-      </w:pPr>
+    </w:p>
+    <w:p>
+      <w:r>
+        <w:t>Эркек колундагы чемодандарды дубалдын түбүнө койду. Боюн түзөп, терең дем алды.</w:t>
+      </w:r>
+    </w:p>
+    <w:p>
+      <w:r>
+        <w:t>— Апа, бул жер абдан жакшы экен.</w:t>
+      </w:r>
+    </w:p>
+    <w:p>
+      <w:r>
+        <w:t>— Албетте, жакшы, балам, — деп жооп берди карыган эне.</w:t>
+      </w:r>
+    </w:p>
+    <w:p>
+      <w:r>
+        <w:t>Экөө бир топко чейин унчукпай, бөлмөнү карап турушту.</w:t>
+      </w:r>
+    </w:p>
+    <w:p>
+      <w:r>
+        <w:t>Аял кичинекей чемоданын ачты. Түнкү көйнөгүн, үй тапичкесин, бир нече сүлгүнү жана алкакка салынган сүрөттү алып чыкты. Сүрөттү керебеттин жанындагы үстөлгө койду.</w:t>
+      </w:r>
+    </w:p>
+    <w:p>
+      <w:r>
+        <w:t>Анда мектеп формасын кийип, жоокердей түз турган бала тартылыптыр. Көзүнө жаш толуп, эриндери бүрүшүп калган эле.</w:t>
+      </w:r>
+    </w:p>
+    <w:p>
+      <w:r>
+        <w:t>Эркек терезеге барып, парданы ачты. Бөлмөгө күңүрт күн нуру кирди. Сыртта суук болчу. Ал колдорун жылыткычка коюп, көчөдөн өтүп жаткан ылай чачыраган машиналарды карады.</w:t>
+      </w:r>
+    </w:p>
+    <w:p>
+      <w:r>
+        <w:t>— Бул шкаф сага жетеби, апа? — деп сурады, артына бурулбастан.</w:t>
+      </w:r>
+    </w:p>
+    <w:p>
+      <w:r>
+        <w:t>Энеси уккан жок. Керебетте бир аз кыйшайып отуруп, эски алкактагы корккон баладан көзүн албай карап жатты.</w:t>
+      </w:r>
+    </w:p>
+    <w:p>
+      <w:r>
+        <w:t>Бул сүрөт уулунун мектепке барган биринчи күнү тартылган эле.</w:t>
+      </w:r>
+    </w:p>
+    <w:p>
+      <w:r>
+        <w:t>Ошол күн анын эсинде кайра жанданды. Мурунку кечте уулуна мектептин кандай жакшы жер экенин сааттап айтып берген. Ошентсе да эртеси аны класска араң киргизген. Күн бою мектепте калып, ар бир танаписте жанына барып:</w:t>
+      </w:r>
+    </w:p>
+    <w:p>
+      <w:r>
+        <w:t>— Мен бул жердемин, балам. Сени күтүп турам, — деген.</w:t>
+      </w:r>
+    </w:p>
+    <w:p>
+      <w:r>
+        <w:t>Бирок бала ар бир жолу анын колун ого бетер бекем кармап:</w:t>
+      </w:r>
+    </w:p>
+    <w:p>
+      <w:r>
+        <w:t>— Мени таштап кетпе, апа. Абдан коркуп жатам, — деп ыйлаган.</w:t>
+      </w:r>
+    </w:p>
+    <w:p>
+      <w:r>
+        <w:t>Күн батып бараткан. Эркек колдорун жылыткычтан алып, бууланган терезенин айнегине тийгизди.</w:t>
+      </w:r>
+    </w:p>
+    <w:p>
+      <w:r>
+        <w:t>— Экинчи чемоданды да ач, апа. Буюмдарыңды жайгаштыралы.</w:t>
+      </w:r>
+    </w:p>
+    <w:p>
+      <w:r>
+        <w:t>— Сен кечикпе, балам. Өзүм эле жайгаштырам. Ансыз деле буюмум көп эмес.</w:t>
+      </w:r>
+    </w:p>
+    <w:p>
+      <w:r>
+        <w:t>Эне калтыраган колдору менен уулунун колун кармады. Бир нерсе айткысы келгендей болду. Бирок кайра оюнан кайтты. Жутунуп алып:</w:t>
+      </w:r>
+    </w:p>
+    <w:p>
+      <w:r>
+        <w:t>— Балдарың да тынчсызданып калар, — деди.</w:t>
+      </w:r>
+    </w:p>
+    <w:p>
+      <w:r>
+        <w:lastRenderedPageBreak/>
+        <w:t>Эшик кычырап жабылды.</w:t>
+      </w:r>
+    </w:p>
+    <w:p>
+      <w:r>
+        <w:t>Карыган эне боёгу көчкөн бөлмөдө сүрөттөгү корккон уулу менен жалгыз калды. Керебеттин четинде дагы бир аз отурду. Анан тапичкесин кийип, терезеге барды.</w:t>
+      </w:r>
+    </w:p>
+    <w:p>
+      <w:r>
+        <w:t>Уулу машинасына отуруп жаткан.</w:t>
+      </w:r>
+    </w:p>
+    <w:p>
+      <w:r>
+        <w:t>Эне коркуп жатты. Кечээ бул жердин кандай жакшы экенин сааттап уккан. Бирок баары бир коркуп жатты.</w:t>
+      </w:r>
+    </w:p>
+    <w:p>
+      <w:r>
+        <w:t>Айнекте уулунун алаканынын изи калган экен. Ал жаагын ошол изге акырын тийгизди. Көзүнө жаш толуп, эриндери титиреди.</w:t>
+      </w:r>
+    </w:p>
+    <w:p>
+      <w:r>
+        <w:t>— Мени таштап кетпе, балам. Абдан коркуп жатам, — деп шыбырады.</w:t>
+      </w:r>
+    </w:p>
+    <w:p>
+      <w:r>
+        <w:t>Сөздөрү бууланган айнекке сиңип кеткендей болду. Ал эми сыртта машинада отурган уулу ага кол булгап жатты.</w:t>
+      </w:r>
+    </w:p>
+    <w:p>
+      <w:r>
+        <w:t>Ошол түнү бир кабатта жашагандар анын өксүп ыйлаганын угушту. Карылар үйүнүн коридорлору мындай үндөргө көнүп калган эле.</w:t>
+      </w:r>
+    </w:p>
+    <w:p>
       <w:r>
         <w:rPr>
-          <w:rFonts w:ascii="Arial" w:hAnsi="Arial"/>
-          <w:color w:val="000000"/>
-          <w:sz w:val="22"/>
-          <w:lang w:val="ky-KG"/>
+          <w:b/>
+          <w:bCs/>
         </w:rPr>
-        <w:t>Киши колундагы чемодандарды дубалдын түбүнө койду. Анан боюн түзөп, терең дем алды да, энесине: «Апа, бул жер абдан кооз экен», — деди. «Албетте, кооз, уулум», — деп жооп берди кары аял. Бир азга экөө тең унчукпай, бөлмөнү кунт коюп карап чыгышты.</w:t>
-      </w:r>
-    </w:p>
-    <w:p>
-      <w:pPr>
-        <w:keepNext w:val="0"/>
-        <w:keepLines w:val="0"/>
-        <w:pageBreakBefore w:val="0"/>
-        <w:widowControl/>
-        <w:spacing w:line="269" w:lineRule="auto" w:after="120" w:before="0"/>
-      </w:pPr>
+        <w:t>Сабак: Адам карыганда да сүйүүгө жана жакындыкка болгон муктаждыгы азайбайт. Ата-энеге кам көрүү — жайлуу орун берип, күнүмдүк керектөөлөрүн камсыздоо гана эмес, алардын унутулбаганын, жалгыз эместигин да сездирүү.</w:t>
+      </w:r>
+    </w:p>
+    <w:p>
       <w:r>
         <w:rPr>
-          <w:rFonts w:ascii="Arial" w:eastAsia="Arial" w:hAnsi="Arial"/>
-          <w:color w:val="000000"/>
-          <w:sz w:val="22"/>
-          <w:lang w:val="ky-KG"/>
+          <w:i/>
+          <w:iCs/>
         </w:rPr>
-        <w:t>Андан соң аял кичинекей чемоданын ачып, түнкү көйнөгүн, үй тапичкесин, бир нече сүлгүнү жана алкакка салынган сүрөттү алып чыкты. Сүрөттү керебетинин жанындагы үстөлгө койду.</w:t>
-      </w:r>
-    </w:p>
-    <w:p>
-      <w:pPr>
-        <w:keepNext w:val="0"/>
-        <w:keepLines w:val="0"/>
-        <w:pageBreakBefore w:val="0"/>
-        <w:widowControl/>
-        <w:spacing w:line="269" w:lineRule="auto" w:after="120" w:before="0"/>
-      </w:pPr>
-      <w:r>
-        <w:rPr>
-          <w:rFonts w:ascii="Arial" w:hAnsi="Arial"/>
-          <w:color w:val="000000"/>
-          <w:sz w:val="22"/>
-          <w:lang w:val="ky-KG"/>
-        </w:rPr>
-        <w:t>Сүрөттө мектеп формасын кийип, жоокердей түз турган бала бар эле. Көзүнө жаш толуп, эрдин чүрүштүрүп алыптыр...</w:t>
-      </w:r>
-    </w:p>
-    <w:p>
-      <w:pPr>
-        <w:keepNext w:val="0"/>
-        <w:keepLines w:val="0"/>
-        <w:pageBreakBefore w:val="0"/>
-        <w:widowControl/>
-        <w:spacing w:line="269" w:lineRule="auto" w:after="120" w:before="0"/>
-      </w:pPr>
-      <w:r>
-        <w:rPr>
-          <w:rFonts w:ascii="Arial" w:eastAsia="Arial" w:hAnsi="Arial"/>
-          <w:color w:val="000000"/>
-          <w:sz w:val="22"/>
-          <w:lang w:val="ky-KG"/>
-        </w:rPr>
-        <w:t>Эркек терезеге жакындап, көшөгөнү ачты. Бөлмөгө күңүрт күндүн жарыгы төгүлдү. Сыртта аяз эле. Колун жылыткычка коюп, көчөдөн өтүп жаткан ылайга булганган машиналарды бир аз карап турду. Анан башын бурбастан: «Бул шкаф сага жетеби, апа?» — деп сурады.</w:t>
-      </w:r>
-    </w:p>
-    <w:p>
-      <w:pPr>
-        <w:keepNext w:val="0"/>
-        <w:keepLines w:val="0"/>
-        <w:pageBreakBefore w:val="0"/>
-        <w:widowControl/>
-        <w:spacing w:line="269" w:lineRule="auto" w:after="120" w:before="0"/>
-      </w:pPr>
-      <w:r>
-        <w:rPr>
-          <w:rFonts w:ascii="Arial" w:eastAsia="Arial" w:hAnsi="Arial"/>
-          <w:color w:val="000000"/>
-          <w:sz w:val="22"/>
-          <w:lang w:val="ky-KG"/>
-        </w:rPr>
-        <w:t>Кары аял ойго батып кеткендиктен, уулунун сөзүн уккан да жок. Керебетинде бир аз кыйшая отуруп, эскирген алкактагы үркөк караштуу балага көзүн кадап калган эле.</w:t>
-      </w:r>
-    </w:p>
-    <w:p>
-      <w:pPr>
-        <w:keepNext w:val="0"/>
-        <w:keepLines w:val="0"/>
-        <w:pageBreakBefore w:val="0"/>
-        <w:widowControl/>
-        <w:spacing w:line="269" w:lineRule="auto" w:after="120" w:before="0"/>
-      </w:pPr>
-      <w:r>
-        <w:rPr>
-          <w:rFonts w:ascii="Arial" w:eastAsia="Arial" w:hAnsi="Arial"/>
-          <w:color w:val="000000"/>
-          <w:sz w:val="22"/>
-          <w:lang w:val="ky-KG"/>
-        </w:rPr>
-        <w:t>Бул анын мектепке барган алгачкы күнү түшкөн сүрөт болчу.</w:t>
-      </w:r>
-    </w:p>
-    <w:p>
-      <w:pPr>
-        <w:keepNext w:val="0"/>
-        <w:keepLines w:val="0"/>
-        <w:pageBreakBefore w:val="0"/>
-        <w:widowControl/>
-        <w:spacing w:line="269" w:lineRule="auto" w:after="120" w:before="0"/>
-      </w:pPr>
-      <w:r>
-        <w:rPr>
-          <w:rFonts w:ascii="Arial" w:eastAsia="Arial" w:hAnsi="Arial"/>
-          <w:color w:val="000000"/>
-          <w:sz w:val="22"/>
-          <w:lang w:val="ky-KG"/>
-        </w:rPr>
-        <w:t>Аял күтүүсүздөн далай жыл мурунку күнгө кайтып барды. Бир күн мурун мектептин кандай сонун жер экенин сааттап түшүндүрсө да, уулун класска араң киргизген. Күн бою мектепте калып, ар бир танаписте анын жанына барып: «Мен ушул жерде болом, уулум, сени күтүп турам», — деген. Бирок бала ар жолкусунда апасынын колун мурдагыдан да бекем кармап: «Мени таштап кетпе, апа, аябай коркуп жатам», — деп ыйлаган эле.</w:t>
-      </w:r>
-    </w:p>
-    <w:p>
-      <w:pPr>
-        <w:keepNext w:val="0"/>
-        <w:keepLines w:val="0"/>
-        <w:pageBreakBefore w:val="0"/>
-        <w:widowControl/>
-        <w:spacing w:line="269" w:lineRule="auto" w:after="120" w:before="0"/>
-      </w:pPr>
-      <w:r>
-        <w:rPr>
-          <w:rFonts w:ascii="Arial" w:eastAsia="Arial" w:hAnsi="Arial"/>
-          <w:color w:val="000000"/>
-          <w:sz w:val="22"/>
-          <w:lang w:val="ky-KG"/>
-        </w:rPr>
-        <w:t>Күн батып бараткан. Эркек колун жылыткычтан алып, бууланган терезеге таянды. «Тиги чемоданыңды да ач, буюмдарыңды жайгаштыралы, апа», — деди.</w:t>
-      </w:r>
-    </w:p>
-    <w:p>
-      <w:pPr>
-        <w:keepNext w:val="0"/>
-        <w:keepLines w:val="0"/>
-        <w:pageBreakBefore w:val="0"/>
-        <w:widowControl/>
-        <w:spacing w:line="269" w:lineRule="auto" w:after="120" w:before="0"/>
-      </w:pPr>
-      <w:r>
-        <w:rPr>
-          <w:rFonts w:ascii="Arial" w:eastAsia="Arial" w:hAnsi="Arial"/>
-          <w:color w:val="000000"/>
-          <w:sz w:val="22"/>
-          <w:lang w:val="ky-KG"/>
-        </w:rPr>
-        <w:t>«Сен кармалба, уулум, өзүм эле жайгаштырып алам. Ансыз деле буюмум аз», — деди кары аял. Калтыраган колун сунуп, уулунун колун кармады. Бир нерсе айткысы келгендей болду, бирок кайра ойлонду. Жутунуп алып: «Балдар да санааркап калышат», — деди.</w:t>
-      </w:r>
-    </w:p>
-    <w:p>
-      <w:pPr>
-        <w:keepNext w:val="0"/>
-        <w:keepLines w:val="0"/>
-        <w:pageBreakBefore w:val="0"/>
-        <w:widowControl/>
-        <w:spacing w:line="269" w:lineRule="auto" w:after="120" w:before="0"/>
-      </w:pPr>
-      <w:r>
-        <w:rPr>
-          <w:rFonts w:ascii="Arial" w:eastAsia="Arial" w:hAnsi="Arial"/>
-          <w:color w:val="000000"/>
-          <w:sz w:val="22"/>
-          <w:lang w:val="ky-KG"/>
-        </w:rPr>
-        <w:t>Эшик кычырап жабылды. Кары аял боёгу көчүп түшкөн бөлмөдө сүрөттөгү үркөк караштуу, жоокердей түз турган уулу менен жалгыз калды. Керебетте бир аз отургандан кийин үй тапичкесин кийип, көшөгөсү ачык терезенин жанына барды. Уулу машинасына отуруп жаткан экен.</w:t>
-      </w:r>
-    </w:p>
-    <w:p>
-      <w:pPr>
-        <w:keepNext w:val="0"/>
-        <w:keepLines w:val="0"/>
-        <w:pageBreakBefore w:val="0"/>
-        <w:widowControl/>
-        <w:spacing w:line="269" w:lineRule="auto" w:after="120" w:before="0"/>
-      </w:pPr>
-      <w:r>
-        <w:rPr>
-          <w:rFonts w:ascii="Arial" w:eastAsia="Arial" w:hAnsi="Arial"/>
-          <w:color w:val="000000"/>
-          <w:sz w:val="22"/>
-          <w:lang w:val="ky-KG"/>
-        </w:rPr>
-        <w:t>Кары аял коркуп турду. Бир күн мурун бул жердин кандай кооз экени тууралуу сааттап укканына карабай, коркуп турду.</w:t>
-      </w:r>
-    </w:p>
-    <w:p>
-      <w:pPr>
-        <w:keepNext w:val="0"/>
-        <w:keepLines w:val="0"/>
-        <w:pageBreakBefore w:val="0"/>
-        <w:widowControl/>
-        <w:spacing w:line="269" w:lineRule="auto" w:after="120" w:before="0"/>
-      </w:pPr>
-      <w:r>
-        <w:rPr>
-          <w:rFonts w:ascii="Arial" w:hAnsi="Arial"/>
-          <w:color w:val="000000"/>
-          <w:sz w:val="22"/>
-          <w:lang w:val="ky-KG"/>
-        </w:rPr>
-        <w:t>Терезеде уулунун алаканынын изи калыптыр. Аял жаагын ошол изге акырын жөлөдү. Көзүнө жаш толуп, эрдин чүрүштүрүп алган.</w:t>
-      </w:r>
-    </w:p>
-    <w:p>
-      <w:pPr>
-        <w:keepNext w:val="0"/>
-        <w:keepLines w:val="0"/>
-        <w:pageBreakBefore w:val="0"/>
-        <w:widowControl/>
-        <w:spacing w:line="269" w:lineRule="auto" w:after="120" w:before="0"/>
-      </w:pPr>
-      <w:r>
-        <w:rPr>
-          <w:rFonts w:ascii="Arial" w:eastAsia="Arial" w:hAnsi="Arial"/>
-          <w:color w:val="000000"/>
-          <w:sz w:val="22"/>
-          <w:lang w:val="ky-KG"/>
-        </w:rPr>
-        <w:t>«Мени таштап кетпе, уулум, аябай коркуп жатам», — деп шыбырады.</w:t>
-      </w:r>
-    </w:p>
-    <w:p>
-      <w:pPr>
-        <w:keepNext w:val="0"/>
-        <w:keepLines w:val="0"/>
-        <w:pageBreakBefore w:val="0"/>
-        <w:widowControl/>
-        <w:spacing w:line="269" w:lineRule="auto" w:after="120" w:before="0"/>
-      </w:pPr>
-      <w:r>
-        <w:rPr>
-          <w:rFonts w:ascii="Arial" w:eastAsia="Arial" w:hAnsi="Arial"/>
-          <w:color w:val="000000"/>
-          <w:sz w:val="22"/>
-          <w:lang w:val="ky-KG"/>
-        </w:rPr>
-        <w:t>Сөздөр бууланган айнекке урунуп эригенсип, сыртта машинасында отуруп алып ага кол булгалап жаткан уулун көздөй агып жөнөдү.</w:t>
-      </w:r>
-    </w:p>
-    <w:p>
-      <w:pPr>
-        <w:keepNext/>
-        <w:keepLines w:val="0"/>
-        <w:pageBreakBefore w:val="0"/>
-        <w:widowControl/>
-        <w:spacing w:line="269" w:lineRule="auto" w:after="120" w:before="0"/>
-      </w:pPr>
-      <w:r>
-        <w:rPr>
-          <w:rFonts w:ascii="Arial" w:eastAsia="Arial" w:hAnsi="Arial"/>
-          <w:color w:val="000000"/>
-          <w:sz w:val="22"/>
-          <w:lang w:val="ky-KG"/>
-        </w:rPr>
-        <w:t>Ошол түнү кары аял менен бир кабатта жашагандар өксүп ыйлаган үндү угушту. Ансыз деле карылар үйүндө көнүп бүткөн жалгыз нерсе — түнкүсүн коридорлордо жаңырган ушундай өксүк үн эле.</w:t>
-      </w:r>
-    </w:p>
-    <w:p>
-      <w:pPr>
-        <w:pStyle w:val="Moral"/>
-        <w:keepNext/>
-        <w:keepLines/>
-        <w:pageBreakBefore w:val="0"/>
-        <w:widowControl/>
-        <w:spacing w:before="120" w:after="120" w:line="269" w:lineRule="auto"/>
-        <w:ind w:left="240" w:right="240"/>
-        <w:rPr>
-          <w:lang/>
-        </w:rPr>
-      </w:pPr>
-      <w:r>
-        <w:rPr>
-          <w:rFonts w:ascii="Arial" w:hAnsi="Arial"/>
-          <w:b/>
-          <w:color w:val="000000"/>
-          <w:sz w:val="22"/>
-          <w:lang w:val="ky-KG"/>
-        </w:rPr>
-        <w:t>Сабак: Бир кезде энесинин колунан кармаган бала чоңоюп, аны жалгыз калтырышы мүмкүн. Ата-энеге берилгендик материалдык камкордук гана эмес — аларды мээримден жана көңүлдөн кур калтырбоо.</w:t>
-      </w:r>
-      <w:r>
-        <w:rPr>
-          <w:rFonts w:ascii="Arial" w:hAnsi="Arial"/>
-          <w:color w:val="000000"/>
-          <w:sz w:val="22"/>
-          <w:lang w:val="ky-KG"/>
-        </w:rPr>
-      </w:r>
-    </w:p>
-    <w:p>
-      <w:pPr>
-        <w:keepNext w:val="0"/>
-        <w:keepLines w:val="0"/>
-        <w:pageBreakBefore w:val="0"/>
-        <w:widowControl/>
-        <w:spacing w:before="0" w:after="160" w:line="269" w:lineRule="auto"/>
-        <w:jc w:val="right"/>
-      </w:pPr>
-      <w:r>
-        <w:rPr>
-          <w:rFonts w:ascii="Arial" w:eastAsia="Arial" w:hAnsi="Arial" w:cs="Arial"/>
-          <w:i/>
-          <w:color w:val="000000"/>
-          <w:sz w:val="18"/>
-          <w:lang w:val="ky-KG"/>
-        </w:rPr>
-        <w:t>Аңгемелер ачык интернет булактарынан алынган, иллюстрациялар болсо ЖИ менен түзүлгөн.</w:t>
-      </w:r>
-    </w:p>
+        <w:t>Аңгемелер интернеттен чогултулуп, жасалма интеллекттин жардамы менен иштелип чыккан. Бардык сүрөттөр жасалма интеллект аркылуу түзүлгөн.</w:t>
+      </w:r>
+    </w:p>
+    <w:p/>
     <w:sectPr>
       <w:headerReference w:type="even" r:id="rId7"/>
       <w:headerReference w:type="default" r:id="rId8"/>
@@ -1176,7 +996,6 @@
     </w:pPr>
     <w:rPr>
       <w:rFonts w:asciiTheme="majorHAnsi" w:eastAsiaTheme="majorEastAsia" w:hAnsiTheme="majorHAnsi" w:cstheme="majorBidi"/>
-      <w:color w:val="000000"/>
       <w:sz w:val="40"/>
       <w:szCs w:val="40"/>
     </w:rPr>
@@ -1198,7 +1017,6 @@
     </w:pPr>
     <w:rPr>
       <w:rFonts w:asciiTheme="majorHAnsi" w:eastAsiaTheme="majorEastAsia" w:hAnsiTheme="majorHAnsi" w:cstheme="majorBidi"/>
-      <w:color w:val="000000"/>
       <w:sz w:val="32"/>
       <w:szCs w:val="32"/>
     </w:rPr>
@@ -1221,7 +1039,6 @@
     </w:pPr>
     <w:rPr>
       <w:rFonts w:eastAsiaTheme="majorEastAsia" w:cstheme="majorBidi"/>
-      <w:color w:val="000000"/>
       <w:sz w:val="28"/>
       <w:szCs w:val="28"/>
     </w:rPr>
@@ -1246,7 +1063,6 @@
       <w:rFonts w:eastAsiaTheme="majorEastAsia" w:cstheme="majorBidi"/>
       <w:i/>
       <w:iCs/>
-      <w:color w:val="000000"/>
     </w:rPr>
   </w:style>
   <w:style w:type="paragraph" w:styleId="Heading5">
@@ -1267,7 +1083,6 @@
     </w:pPr>
     <w:rPr>
       <w:rFonts w:eastAsiaTheme="majorEastAsia" w:cstheme="majorBidi"/>
-      <w:color w:val="000000"/>
     </w:rPr>
   </w:style>
   <w:style w:type="paragraph" w:styleId="Heading6">
@@ -1290,7 +1105,6 @@
       <w:rFonts w:eastAsiaTheme="majorEastAsia" w:cstheme="majorBidi"/>
       <w:i/>
       <w:iCs/>
-      <w:color w:val="000000"/>
     </w:rPr>
   </w:style>
   <w:style w:type="paragraph" w:styleId="Heading7">
@@ -1311,7 +1125,6 @@
     </w:pPr>
     <w:rPr>
       <w:rFonts w:eastAsiaTheme="majorEastAsia" w:cstheme="majorBidi"/>
-      <w:color w:val="000000"/>
     </w:rPr>
   </w:style>
   <w:style w:type="paragraph" w:styleId="Heading8">
@@ -1334,7 +1147,6 @@
       <w:rFonts w:eastAsiaTheme="majorEastAsia" w:cstheme="majorBidi"/>
       <w:i/>
       <w:iCs/>
-      <w:color w:val="000000"/>
     </w:rPr>
   </w:style>
   <w:style w:type="paragraph" w:styleId="Heading9">
@@ -1355,13 +1167,11 @@
     </w:pPr>
     <w:rPr>
       <w:rFonts w:eastAsiaTheme="majorEastAsia" w:cstheme="majorBidi"/>
-      <w:color w:val="000000"/>
     </w:rPr>
   </w:style>
   <w:style w:type="character" w:default="1" w:styleId="DefaultParagraphFont">
     <w:name w:val="Default Paragraph Font"/>
     <w:uiPriority w:val="1"/>
-    <w:semiHidden/>
     <w:unhideWhenUsed/>
   </w:style>
   <w:style w:type="table" w:default="1" w:styleId="TableNormal">
@@ -1517,7 +1327,6 @@
     </w:pPr>
     <w:rPr>
       <w:rFonts w:asciiTheme="majorHAnsi" w:eastAsiaTheme="majorEastAsia" w:hAnsiTheme="majorHAnsi" w:cstheme="majorBidi"/>
-      <w:color w:val="000000"/>
       <w:spacing w:val="-10"/>
       <w:kern w:val="28"/>
       <w:sz w:val="56"/>
@@ -1553,7 +1362,6 @@
     </w:pPr>
     <w:rPr>
       <w:rFonts w:eastAsiaTheme="majorEastAsia" w:cstheme="majorBidi"/>
-      <w:color w:val="000000"/>
       <w:spacing w:val="15"/>
       <w:sz w:val="28"/>
       <w:szCs w:val="28"/>
@@ -1588,7 +1396,6 @@
     <w:rPr>
       <w:i/>
       <w:iCs/>
-      <w:color w:val="000000"/>
     </w:rPr>
   </w:style>
   <w:style w:type="character" w:customStyle="1" w:styleId="QuoteChar">
@@ -1613,9 +1420,6 @@
       <w:ind w:left="720"/>
       <w:contextualSpacing/>
     </w:pPr>
-    <w:rPr>
-      <w:color w:val="000000"/>
-    </w:rPr>
   </w:style>
   <w:style w:type="character" w:styleId="IntenseEmphasis">
     <w:name w:val="Intense Emphasis"/>
@@ -1645,7 +1449,6 @@
     <w:rPr>
       <w:i/>
       <w:iCs/>
-      <w:color w:val="000000"/>
     </w:rPr>
   </w:style>
   <w:style w:type="character" w:customStyle="1" w:styleId="IntenseQuoteChar">
@@ -1685,9 +1488,6 @@
     <w:pPr>
       <w:spacing w:after="100"/>
     </w:pPr>
-    <w:rPr>
-      <w:color w:val="000000"/>
-    </w:rPr>
   </w:style>
   <w:style w:type="paragraph" w:customStyle="1" w:styleId="Moral">
     <w:name w:val="Moral"/>
@@ -1699,7 +1499,6 @@
     <w:rPr>
       <w:rFonts w:ascii="Arial" w:eastAsia="Arial" w:hAnsi="Arial"/>
       <w:i/>
-      <w:color w:val="000000"/>
       <w:kern w:val="0"/>
       <w:sz w:val="22"/>
       <w:szCs w:val="22"/>
@@ -1721,9 +1520,6 @@
       </w:tabs>
       <w:spacing w:after="0" w:line="240" w:lineRule="auto"/>
     </w:pPr>
-    <w:rPr>
-      <w:color w:val="000000"/>
-    </w:rPr>
   </w:style>
   <w:style w:type="character" w:customStyle="1" w:styleId="HeaderChar">
     <w:name w:val="Header Char"/>
@@ -1746,9 +1542,6 @@
       </w:tabs>
       <w:spacing w:after="0" w:line="240" w:lineRule="auto"/>
     </w:pPr>
-    <w:rPr>
-      <w:color w:val="000000"/>
-    </w:rPr>
   </w:style>
   <w:style w:type="character" w:customStyle="1" w:styleId="FooterChar">
     <w:name w:val="Footer Char"/>
@@ -1771,7 +1564,6 @@
     </w:pPr>
     <w:rPr>
       <w:rFonts w:eastAsiaTheme="minorEastAsia"/>
-      <w:color w:val="000000"/>
     </w:rPr>
   </w:style>
   <w:style w:type="paragraph" w:styleId="TOC3">
@@ -1788,7 +1580,6 @@
     </w:pPr>
     <w:rPr>
       <w:rFonts w:eastAsiaTheme="minorEastAsia"/>
-      <w:color w:val="000000"/>
     </w:rPr>
   </w:style>
   <w:style w:type="paragraph" w:styleId="TOC4">
@@ -1805,7 +1596,6 @@
     </w:pPr>
     <w:rPr>
       <w:rFonts w:eastAsiaTheme="minorEastAsia"/>
-      <w:color w:val="000000"/>
     </w:rPr>
   </w:style>
   <w:style w:type="paragraph" w:styleId="TOC5">
@@ -1822,7 +1612,6 @@
     </w:pPr>
     <w:rPr>
       <w:rFonts w:eastAsiaTheme="minorEastAsia"/>
-      <w:color w:val="000000"/>
     </w:rPr>
   </w:style>
   <w:style w:type="paragraph" w:styleId="TOC6">
@@ -1839,7 +1628,6 @@
     </w:pPr>
     <w:rPr>
       <w:rFonts w:eastAsiaTheme="minorEastAsia"/>
-      <w:color w:val="000000"/>
     </w:rPr>
   </w:style>
   <w:style w:type="paragraph" w:styleId="TOC7">
@@ -1856,7 +1644,6 @@
     </w:pPr>
     <w:rPr>
       <w:rFonts w:eastAsiaTheme="minorEastAsia"/>
-      <w:color w:val="000000"/>
     </w:rPr>
   </w:style>
   <w:style w:type="paragraph" w:styleId="TOC8">
@@ -1873,7 +1660,6 @@
     </w:pPr>
     <w:rPr>
       <w:rFonts w:eastAsiaTheme="minorEastAsia"/>
-      <w:color w:val="000000"/>
     </w:rPr>
   </w:style>
   <w:style w:type="paragraph" w:styleId="TOC9">
@@ -1890,7 +1676,6 @@
     </w:pPr>
     <w:rPr>
       <w:rFonts w:eastAsiaTheme="minorEastAsia"/>
-      <w:color w:val="000000"/>
     </w:rPr>
   </w:style>
   <w:style w:type="paragraph" w:styleId="TOCHeading">
@@ -1906,7 +1691,6 @@
       <w:outlineLvl w:val="9"/>
     </w:pPr>
     <w:rPr>
-      <w:color w:val="000000"/>
       <w:kern w:val="0"/>
       <w:sz w:val="32"/>
       <w:szCs w:val="32"/>
